--- a/CV_Material_Nacho/extras/cvs_personalizados/Ignacio_Palmeri_Sezzle_Junior_Software_Engineer_EN.docx
+++ b/CV_Material_Nacho/extras/cvs_personalizados/Ignacio_Palmeri_Sezzle_Junior_Software_Engineer_EN.docx
@@ -438,7 +438,7 @@
         <w:pStyle w:val="ListBullet"/>
       </w:pPr>
       <w:r>
-        <w:t>English: B1+/B2 self-assessed, not formally certified. Fluent technical reading; intermediate written and spoken communication.</w:t>
+        <w:t>English: B1 (intermediate), self-assessed, not formally certified. I read technical documentation in English.</w:t>
       </w:r>
     </w:p>
     <w:p>
